--- a/docs/architecture/MView_Architecture.docx
+++ b/docs/architecture/MView_Architecture.docx
@@ -7,19 +7,13 @@
         <w:pStyle w:val="Title"/>
       </w:pPr>
       <w:r>
-        <w:t xml:space="preserve">Versarite</w:t>
-      </w:r>
-      <w:r>
-        <w:t xml:space="preserve"> </w:t>
-      </w:r>
-      <w:r>
-        <w:t xml:space="preserve">MView</w:t>
-      </w:r>
-      <w:r>
-        <w:t xml:space="preserve"> </w:t>
-      </w:r>
-      <w:r>
-        <w:t xml:space="preserve">1.0</w:t>
+        <w:t xml:space="preserve">VersariteViewer</w:t>
+      </w:r>
+      <w:r>
+        <w:t xml:space="preserve"> </w:t>
+      </w:r>
+      <w:r>
+        <w:t xml:space="preserve">1.1</w:t>
       </w:r>
       <w:r>
         <w:t xml:space="preserve"> </w:t>
@@ -87,7 +81,7 @@
         <w:t xml:space="preserve"> </w:t>
       </w:r>
       <w:r>
-        <w:t xml:space="preserve">1.0,</w:t>
+        <w:t xml:space="preserve">1.1,</w:t>
       </w:r>
       <w:r>
         <w:t xml:space="preserve"> </w:t>
@@ -99,13 +93,13 @@
         <w:t xml:space="preserve"> </w:t>
       </w:r>
       <w:r>
-        <w:t xml:space="preserve">24,</w:t>
-      </w:r>
-      <w:r>
-        <w:t xml:space="preserve"> </w:t>
-      </w:r>
-      <w:r>
-        <w:t xml:space="preserve">2026-10-05)</w:t>
+        <w:t xml:space="preserve">30,</w:t>
+      </w:r>
+      <w:r>
+        <w:t xml:space="preserve"> </w:t>
+      </w:r>
+      <w:r>
+        <w:t xml:space="preserve">2026-10-19)</w:t>
       </w:r>
     </w:p>
     <w:bookmarkStart w:id="20" w:name="how-to-read-this"/>
@@ -400,7 +394,7 @@
               <w:t xml:space="preserve"> </w:t>
             </w:r>
             <w:r>
-              <w:t xml:space="preserve">clauses, plus the libraries</w:t>
+              <w:t xml:space="preserve">clauses, plus the libraries (the headers keep the old name)</w:t>
             </w:r>
           </w:p>
         </w:tc>
@@ -451,7 +445,262 @@
       </w:r>
     </w:p>
     <w:bookmarkEnd w:id="20"/>
-    <w:bookmarkStart w:id="24" w:name="picture-1-unit-dependencies"/>
+    <w:bookmarkStart w:id="21" w:name="what-changed-since-1.0"/>
+    <w:p>
+      <w:pPr>
+        <w:pStyle w:val="Heading1"/>
+      </w:pPr>
+      <w:r>
+        <w:t xml:space="preserve">What changed since 1.0</w:t>
+      </w:r>
+    </w:p>
+    <w:p>
+      <w:pPr>
+        <w:pStyle w:val="FirstParagraph"/>
+      </w:pPr>
+      <w:r>
+        <w:t xml:space="preserve">The program is now called</w:t>
+      </w:r>
+      <w:r>
+        <w:t xml:space="preserve"> </w:t>
+      </w:r>
+      <w:r>
+        <w:rPr>
+          <w:bCs/>
+          <w:b/>
+        </w:rPr>
+        <w:t xml:space="preserve">VersariteViewer</w:t>
+      </w:r>
+      <w:r>
+        <w:t xml:space="preserve"> </w:t>
+      </w:r>
+      <w:r>
+        <w:t xml:space="preserve">(formerly MView); its microscopy edition is</w:t>
+      </w:r>
+      <w:r>
+        <w:t xml:space="preserve"> </w:t>
+      </w:r>
+      <w:r>
+        <w:rPr>
+          <w:bCs/>
+          <w:b/>
+        </w:rPr>
+        <w:t xml:space="preserve">Versarite Image Lab</w:t>
+      </w:r>
+      <w:r>
+        <w:t xml:space="preserve">. The project files are VersariteViewer.lpi / .lpr (the edition: VersariteViewerLab.lpi / .lpr); the</w:t>
+      </w:r>
+      <w:r>
+        <w:t xml:space="preserve"> </w:t>
+      </w:r>
+      <w:r>
+        <w:t xml:space="preserve">units keep their names (uMView, TMView …). The program is VersariteViewer.exe, its settings</w:t>
+      </w:r>
+      <w:r>
+        <w:t xml:space="preserve"> </w:t>
+      </w:r>
+      <w:r>
+        <w:t xml:space="preserve">VersariteViewer.ini (an MView.ini is taken over at the first start).</w:t>
+      </w:r>
+    </w:p>
+    <w:p>
+      <w:pPr>
+        <w:pStyle w:val="BodyText"/>
+      </w:pPr>
+      <w:r>
+        <w:t xml:space="preserve">Release 1.1 adds these units (marked 1.1 in the table further down) without changing the</w:t>
+      </w:r>
+      <w:r>
+        <w:t xml:space="preserve"> </w:t>
+      </w:r>
+      <w:r>
+        <w:t xml:space="preserve">layering: no unit uses one in a higher layer, still no cycles.</w:t>
+      </w:r>
+    </w:p>
+    <w:p>
+      <w:pPr>
+        <w:numPr>
+          <w:ilvl w:val="0"/>
+          <w:numId w:val="1001"/>
+        </w:numPr>
+        <w:pStyle w:val="Compact"/>
+      </w:pPr>
+      <w:r>
+        <w:rPr>
+          <w:bCs/>
+          <w:b/>
+        </w:rPr>
+        <w:t xml:space="preserve">The editions</w:t>
+      </w:r>
+      <w:r>
+        <w:t xml:space="preserve"> </w:t>
+      </w:r>
+      <w:r>
+        <w:t xml:space="preserve">(Day 25): uEdition (which program this is), uExtensions (the plug-in points)</w:t>
+      </w:r>
+      <w:r>
+        <w:t xml:space="preserve"> </w:t>
+      </w:r>
+      <w:r>
+        <w:t xml:space="preserve">and uContainers (files that hold several images). They let the microscopy edition, a second</w:t>
+      </w:r>
+      <w:r>
+        <w:t xml:space="preserve"> </w:t>
+      </w:r>
+      <w:r>
+        <w:t xml:space="preserve">program from the same source tree, plug itself in without the core naming it.</w:t>
+      </w:r>
+      <w:r>
+        <w:t xml:space="preserve"> </w:t>
+      </w:r>
+      <w:r>
+        <w:t xml:space="preserve">uContainerThumbs makes a container’s thumbnails on a thread of its own.</w:t>
+      </w:r>
+    </w:p>
+    <w:p>
+      <w:pPr>
+        <w:numPr>
+          <w:ilvl w:val="0"/>
+          <w:numId w:val="1001"/>
+        </w:numPr>
+        <w:pStyle w:val="Compact"/>
+      </w:pPr>
+      <w:r>
+        <w:rPr>
+          <w:bCs/>
+          <w:b/>
+        </w:rPr>
+        <w:t xml:space="preserve">Copy and save</w:t>
+      </w:r>
+      <w:r>
+        <w:t xml:space="preserve"> </w:t>
+      </w:r>
+      <w:r>
+        <w:t xml:space="preserve">(Day 25 / 26): uClipboardImage (Copy image), uImageFileScale (a TIFF / PNG</w:t>
+      </w:r>
+      <w:r>
+        <w:t xml:space="preserve"> </w:t>
+      </w:r>
+      <w:r>
+        <w:t xml:space="preserve">keeps its scale).</w:t>
+      </w:r>
+    </w:p>
+    <w:p>
+      <w:pPr>
+        <w:numPr>
+          <w:ilvl w:val="0"/>
+          <w:numId w:val="1001"/>
+        </w:numPr>
+        <w:pStyle w:val="Compact"/>
+      </w:pPr>
+      <w:r>
+        <w:rPr>
+          <w:bCs/>
+          <w:b/>
+        </w:rPr>
+        <w:t xml:space="preserve">The testers’ requests</w:t>
+      </w:r>
+      <w:r>
+        <w:t xml:space="preserve"> </w:t>
+      </w:r>
+      <w:r>
+        <w:t xml:space="preserve">(Day 27): uSlotMenuWindow (the sort panel’s folder menu as an own</w:t>
+      </w:r>
+      <w:r>
+        <w:t xml:space="preserve"> </w:t>
+      </w:r>
+      <w:r>
+        <w:t xml:space="preserve">window), uPreviewStrip (the scan bar at the top) with uFolderThumbs (its thumbnails, on a thread</w:t>
+      </w:r>
+      <w:r>
+        <w:t xml:space="preserve"> </w:t>
+      </w:r>
+      <w:r>
+        <w:t xml:space="preserve">of its own, through its own TMediaLoader). uSortFolders holds several folder lists and the Rapid</w:t>
+      </w:r>
+      <w:r>
+        <w:t xml:space="preserve"> </w:t>
+      </w:r>
+      <w:r>
+        <w:t xml:space="preserve">sorting list; uMouseProfile holds single keys; uMouseEngine watches the top and bottom edges.</w:t>
+      </w:r>
+    </w:p>
+    <w:p>
+      <w:pPr>
+        <w:numPr>
+          <w:ilvl w:val="0"/>
+          <w:numId w:val="1001"/>
+        </w:numPr>
+        <w:pStyle w:val="Compact"/>
+      </w:pPr>
+      <w:r>
+        <w:rPr>
+          <w:bCs/>
+          <w:b/>
+        </w:rPr>
+        <w:t xml:space="preserve">Safe settings</w:t>
+      </w:r>
+      <w:r>
+        <w:t xml:space="preserve"> </w:t>
+      </w:r>
+      <w:r>
+        <w:t xml:space="preserve">(Day 28): uSafeFile writes the ini in one step (a .tmp file, flushed, then</w:t>
+      </w:r>
+      <w:r>
+        <w:t xml:space="preserve"> </w:t>
+      </w:r>
+      <w:r>
+        <w:t xml:space="preserve">replacing the old one); the end line is checked at the start, and the .bak copy restores a</w:t>
+      </w:r>
+      <w:r>
+        <w:t xml:space="preserve"> </w:t>
+      </w:r>
+      <w:r>
+        <w:t xml:space="preserve">damaged ini.</w:t>
+      </w:r>
+    </w:p>
+    <w:p>
+      <w:pPr>
+        <w:numPr>
+          <w:ilvl w:val="0"/>
+          <w:numId w:val="1001"/>
+        </w:numPr>
+        <w:pStyle w:val="Compact"/>
+      </w:pPr>
+      <w:r>
+        <w:rPr>
+          <w:bCs/>
+          <w:b/>
+        </w:rPr>
+        <w:t xml:space="preserve">The second round</w:t>
+      </w:r>
+      <w:r>
+        <w:t xml:space="preserve"> </w:t>
+      </w:r>
+      <w:r>
+        <w:t xml:space="preserve">(Day 30): uZipContainer (ZIP and CBZ archives as containers, in both</w:t>
+      </w:r>
+      <w:r>
+        <w:t xml:space="preserve"> </w:t>
+      </w:r>
+      <w:r>
+        <w:t xml:space="preserve">editions), uDirPeek (counts a folder for the Total Commander dir preview, on threads of its own)</w:t>
+      </w:r>
+      <w:r>
+        <w:t xml:space="preserve"> </w:t>
+      </w:r>
+      <w:r>
+        <w:t xml:space="preserve">and uExifRotate (lossless rotation: only the JPEG’s EXIF orientation tag changes).</w:t>
+      </w:r>
+      <w:r>
+        <w:t xml:space="preserve"> </w:t>
+      </w:r>
+      <w:r>
+        <w:t xml:space="preserve">uSortFolders gained copy / cut / paste of entries between lists.</w:t>
+      </w:r>
+    </w:p>
+    <w:bookmarkEnd w:id="21"/>
+    <w:bookmarkStart w:id="25" w:name="picture-1-unit-dependencies"/>
     <w:p>
       <w:pPr>
         <w:pStyle w:val="Heading1"/>
@@ -467,20 +716,20 @@
       <w:r>
         <w:drawing>
           <wp:inline>
-            <wp:extent cx="5334000" cy="3357485"/>
+            <wp:extent cx="5334000" cy="3009194"/>
             <wp:effectExtent b="0" l="0" r="0" t="0"/>
-            <wp:docPr descr="MView unit dependencies" title="" id="22" name="Picture"/>
+            <wp:docPr descr="VersariteViewer unit dependencies" title="" id="23" name="Picture"/>
             <a:graphic>
               <a:graphicData uri="http://schemas.openxmlformats.org/drawingml/2006/picture">
                 <pic:pic>
                   <pic:nvPicPr>
-                    <pic:cNvPr descr="mview_unit_dependencies.png" id="23" name="Picture"/>
+                    <pic:cNvPr descr="mview_unit_dependencies.png" id="24" name="Picture"/>
                     <pic:cNvPicPr>
                       <a:picLocks noChangeArrowheads="1" noChangeAspect="1"/>
                     </pic:cNvPicPr>
                   </pic:nvPicPr>
                   <pic:blipFill>
-                    <a:blip r:embed="rId21"/>
+                    <a:blip r:embed="rId22"/>
                     <a:stretch>
                       <a:fillRect/>
                     </a:stretch>
@@ -488,7 +737,7 @@
                   <pic:spPr bwMode="auto">
                     <a:xfrm>
                       <a:off x="0" y="0"/>
-                      <a:ext cx="5334000" cy="3357485"/>
+                      <a:ext cx="5334000" cy="3009194"/>
                     </a:xfrm>
                     <a:prstGeom prst="rect">
                       <a:avLst/>
@@ -512,7 +761,7 @@
         <w:pStyle w:val="ImageCaption"/>
       </w:pPr>
       <w:r>
-        <w:t xml:space="preserve">MView unit dependencies</w:t>
+        <w:t xml:space="preserve">VersariteViewer unit dependencies</w:t>
       </w:r>
     </w:p>
     <w:p>
@@ -520,7 +769,7 @@
         <w:pStyle w:val="BodyText"/>
       </w:pPr>
       <w:r>
-        <w:t xml:space="preserve">Arrows point from a unit to the units it uses. The layers (L0 at the bottom to L6 at the top) are the</w:t>
+        <w:t xml:space="preserve">Arrows point from a unit to the units it uses. The layers (L0 at the bottom to L7 at the top) are the</w:t>
       </w:r>
       <w:r>
         <w:t xml:space="preserve"> </w:t>
@@ -551,29 +800,32 @@
         <w:t xml:space="preserve"> </w:t>
       </w:r>
       <w:r>
-        <w:t xml:space="preserve">nothing of MView at all. Layers with many units are drawn as two staggered rows. Units marked NEW</w:t>
-      </w:r>
-      <w:r>
-        <w:t xml:space="preserve"> </w:t>
-      </w:r>
-      <w:r>
-        <w:t xml:space="preserve">came after Day 19: sorting (uSortPanel, uSortIcons, uSortFolders, uFileMover, uIconFile), looking</w:t>
-      </w:r>
-      <w:r>
-        <w:t xml:space="preserve"> </w:t>
-      </w:r>
-      <w:r>
-        <w:t xml:space="preserve">closer (uFilters, uFilterImage, uFilterPanel), Total Commander (uTCFollow, uTotalCommander) and the</w:t>
-      </w:r>
-      <w:r>
-        <w:t xml:space="preserve"> </w:t>
-      </w:r>
-      <w:r>
-        <w:t xml:space="preserve">single instance (uSingleInstance).</w:t>
+        <w:t xml:space="preserve">nothing of the viewer at all. Layers with many units are drawn as two staggered rows. Units marked</w:t>
+      </w:r>
+      <w:r>
+        <w:t xml:space="preserve"> </w:t>
+      </w:r>
+      <w:r>
+        <w:t xml:space="preserve">NEW came after 1.0 (the list above). Versarite Image Lab’s own units (</w:t>
+      </w:r>
+      <w:r>
+        <w:rPr>
+          <w:rStyle w:val="VerbatimChar"/>
+        </w:rPr>
+        <w:t xml:space="preserve">source\microscopy\</w:t>
+      </w:r>
+      <w:r>
+        <w:t xml:space="preserve">) sit on</w:t>
+      </w:r>
+      <w:r>
+        <w:t xml:space="preserve"> </w:t>
+      </w:r>
+      <w:r>
+        <w:t xml:space="preserve">top of these and are not drawn.</w:t>
       </w:r>
     </w:p>
-    <w:bookmarkEnd w:id="24"/>
-    <w:bookmarkStart w:id="28" w:name="picture-2-at-run-time"/>
+    <w:bookmarkEnd w:id="25"/>
+    <w:bookmarkStart w:id="29" w:name="picture-2-at-run-time"/>
     <w:p>
       <w:pPr>
         <w:pStyle w:val="Heading1"/>
@@ -589,20 +841,20 @@
       <w:r>
         <w:drawing>
           <wp:inline>
-            <wp:extent cx="5334000" cy="3227294"/>
+            <wp:extent cx="5334000" cy="3697941"/>
             <wp:effectExtent b="0" l="0" r="0" t="0"/>
-            <wp:docPr descr="MView runtime interactions" title="" id="26" name="Picture"/>
+            <wp:docPr descr="VersariteViewer runtime interactions" title="" id="27" name="Picture"/>
             <a:graphic>
               <a:graphicData uri="http://schemas.openxmlformats.org/drawingml/2006/picture">
                 <pic:pic>
                   <pic:nvPicPr>
-                    <pic:cNvPr descr="mview_runtime_interactions.png" id="27" name="Picture"/>
+                    <pic:cNvPr descr="mview_runtime_interactions.png" id="28" name="Picture"/>
                     <pic:cNvPicPr>
                       <a:picLocks noChangeArrowheads="1" noChangeAspect="1"/>
                     </pic:cNvPicPr>
                   </pic:nvPicPr>
                   <pic:blipFill>
-                    <a:blip r:embed="rId25"/>
+                    <a:blip r:embed="rId26"/>
                     <a:stretch>
                       <a:fillRect/>
                     </a:stretch>
@@ -610,7 +862,7 @@
                   <pic:spPr bwMode="auto">
                     <a:xfrm>
                       <a:off x="0" y="0"/>
-                      <a:ext cx="5334000" cy="3227294"/>
+                      <a:ext cx="5334000" cy="3697941"/>
                     </a:xfrm>
                     <a:prstGeom prst="rect">
                       <a:avLst/>
@@ -634,7 +886,7 @@
         <w:pStyle w:val="ImageCaption"/>
       </w:pPr>
       <w:r>
-        <w:t xml:space="preserve">MView runtime interactions</w:t>
+        <w:t xml:space="preserve">VersariteViewer runtime interactions</w:t>
       </w:r>
     </w:p>
     <w:p>
@@ -675,13 +927,13 @@
         <w:t xml:space="preserve"> </w:t>
       </w:r>
       <w:r>
-        <w:t xml:space="preserve">the disk first; the memory guard refuses images that would not fit; the watchdog ends MView if a</w:t>
-      </w:r>
-      <w:r>
-        <w:t xml:space="preserve"> </w:t>
-      </w:r>
-      <w:r>
-        <w:t xml:space="preserve">shutdown hangs.</w:t>
+        <w:t xml:space="preserve">the disk first; the memory guard refuses images that would not fit; the watchdog ends the program if</w:t>
+      </w:r>
+      <w:r>
+        <w:t xml:space="preserve"> </w:t>
+      </w:r>
+      <w:r>
+        <w:t xml:space="preserve">a shutdown hangs.</w:t>
       </w:r>
     </w:p>
     <w:p>
@@ -689,35 +941,73 @@
         <w:pStyle w:val="BodyText"/>
       </w:pPr>
       <w:r>
-        <w:t xml:space="preserve">Since Day 19 (NEW in the picture): the sort and filter panels and the magnifier lens live on the UI</w:t>
-      </w:r>
-      <w:r>
-        <w:t xml:space="preserve"> </w:t>
-      </w:r>
-      <w:r>
-        <w:t xml:space="preserve">thread and are drawn by the renderers on top of the image; copies and moves run on the file mover</w:t>
-      </w:r>
-      <w:r>
-        <w:t xml:space="preserve"> </w:t>
-      </w:r>
-      <w:r>
-        <w:t xml:space="preserve">thread, icon files are read on a loader thread of their own; the Total Commander follower asks</w:t>
-      </w:r>
-      <w:r>
-        <w:t xml:space="preserve"> </w:t>
-      </w:r>
-      <w:r>
-        <w:t xml:space="preserve">Total Commander five times a second through window messages; a second MView hands its path to the</w:t>
-      </w:r>
-      <w:r>
-        <w:t xml:space="preserve"> </w:t>
-      </w:r>
-      <w:r>
-        <w:t xml:space="preserve">running one through a hidden message window and ends.</w:t>
+        <w:t xml:space="preserve">The sort and filter panels and the magnifier lens live on the UI thread and are drawn by the</w:t>
+      </w:r>
+      <w:r>
+        <w:t xml:space="preserve"> </w:t>
+      </w:r>
+      <w:r>
+        <w:t xml:space="preserve">renderers on top of the image; copies and moves run on the file mover thread, icon files are read on</w:t>
+      </w:r>
+      <w:r>
+        <w:t xml:space="preserve"> </w:t>
+      </w:r>
+      <w:r>
+        <w:t xml:space="preserve">a loader thread of their own; the Total Commander follower asks Total Commander five times a second</w:t>
+      </w:r>
+      <w:r>
+        <w:t xml:space="preserve"> </w:t>
+      </w:r>
+      <w:r>
+        <w:t xml:space="preserve">through window messages; a second instance hands its path to the running one through a hidden</w:t>
+      </w:r>
+      <w:r>
+        <w:t xml:space="preserve"> </w:t>
+      </w:r>
+      <w:r>
+        <w:t xml:space="preserve">message window and ends.</w:t>
       </w:r>
     </w:p>
-    <w:bookmarkEnd w:id="28"/>
-    <w:bookmarkStart w:id="29" w:name="the-units-in-one-line-each"/>
+    <w:p>
+      <w:pPr>
+        <w:pStyle w:val="BodyText"/>
+      </w:pPr>
+      <w:r>
+        <w:t xml:space="preserve">New since 1.0 (the bottom band, NEW): the scan bar’s thumbnails, a container’s entries and</w:t>
+      </w:r>
+      <w:r>
+        <w:t xml:space="preserve"> </w:t>
+      </w:r>
+      <w:r>
+        <w:t xml:space="preserve">thumbnails (ZIP / CBZ; .lif in Image Lab) and the dir peek each run on threads of their own and</w:t>
+      </w:r>
+      <w:r>
+        <w:t xml:space="preserve"> </w:t>
+      </w:r>
+      <w:r>
+        <w:t xml:space="preserve">hand their results back with</w:t>
+      </w:r>
+      <w:r>
+        <w:t xml:space="preserve"> </w:t>
+      </w:r>
+      <w:r>
+        <w:rPr>
+          <w:rStyle w:val="VerbatimChar"/>
+        </w:rPr>
+        <w:t xml:space="preserve">TThread.Queue</w:t>
+      </w:r>
+      <w:r>
+        <w:t xml:space="preserve">; the settings are written on the UI thread through</w:t>
+      </w:r>
+      <w:r>
+        <w:t xml:space="preserve"> </w:t>
+      </w:r>
+      <w:r>
+        <w:t xml:space="preserve">uSafeFile.</w:t>
+      </w:r>
+    </w:p>
+    <w:bookmarkEnd w:id="29"/>
+    <w:bookmarkStart w:id="30" w:name="the-units-in-one-line-each"/>
     <w:p>
       <w:pPr>
         <w:pStyle w:val="Heading1"/>
@@ -851,6 +1141,66 @@
               <w:jc w:val="left"/>
             </w:pPr>
             <w:r>
+              <w:t xml:space="preserve">main</w:t>
+            </w:r>
+          </w:p>
+        </w:tc>
+        <w:tc>
+          <w:tcPr/>
+          <w:p>
+            <w:pPr>
+              <w:pStyle w:val="Compact"/>
+              <w:jc w:val="left"/>
+            </w:pPr>
+            <w:r>
+              <w:t xml:space="preserve">uSlotMenuWindow</w:t>
+            </w:r>
+          </w:p>
+        </w:tc>
+        <w:tc>
+          <w:tcPr/>
+          <w:p>
+            <w:pPr>
+              <w:pStyle w:val="Compact"/>
+              <w:jc w:val="left"/>
+            </w:pPr>
+            <w:r>
+              <w:rPr>
+                <w:bCs/>
+                <w:b/>
+              </w:rPr>
+              <w:t xml:space="preserve">1.1</w:t>
+            </w:r>
+            <w:r>
+              <w:t xml:space="preserve"> </w:t>
+            </w:r>
+            <w:r>
+              <w:t xml:space="preserve">The sort panel’s folder menu as an own window: stays open while moving, Move up / down repeat while held.</w:t>
+            </w:r>
+          </w:p>
+        </w:tc>
+        <w:tc>
+          <w:tcPr/>
+          <w:p>
+            <w:pPr>
+              <w:pStyle w:val="Compact"/>
+              <w:jc w:val="left"/>
+            </w:pPr>
+            <w:r>
+              <w:t xml:space="preserve">UI</w:t>
+            </w:r>
+          </w:p>
+        </w:tc>
+      </w:tr>
+      <w:tr>
+        <w:tc>
+          <w:tcPr/>
+          <w:p>
+            <w:pPr>
+              <w:pStyle w:val="Compact"/>
+              <w:jc w:val="left"/>
+            </w:pPr>
+            <w:r>
               <w:t xml:space="preserve">core</w:t>
             </w:r>
           </w:p>
@@ -975,7 +1325,7 @@
               <w:jc w:val="left"/>
             </w:pPr>
             <w:r>
-              <w:t xml:space="preserve">Small shared types and their MView.ini names.</w:t>
+              <w:t xml:space="preserve">Small shared types and their names in the ini.</w:t>
             </w:r>
           </w:p>
         </w:tc>
@@ -1925,7 +2275,7 @@
               <w:jc w:val="left"/>
             </w:pPr>
             <w:r>
-              <w:t xml:space="preserve">The one list of image file extensions.</w:t>
+              <w:t xml:space="preserve">The one list of image file extensions (1.1: also the formats only Windows’ codecs read, and which codec is missing).</w:t>
             </w:r>
           </w:p>
         </w:tc>
@@ -1951,6 +2301,246 @@
               <w:jc w:val="left"/>
             </w:pPr>
             <w:r>
+              <w:t xml:space="preserve">imaging</w:t>
+            </w:r>
+          </w:p>
+        </w:tc>
+        <w:tc>
+          <w:tcPr/>
+          <w:p>
+            <w:pPr>
+              <w:pStyle w:val="Compact"/>
+              <w:jc w:val="left"/>
+            </w:pPr>
+            <w:r>
+              <w:t xml:space="preserve">uContainerThumbs</w:t>
+            </w:r>
+          </w:p>
+        </w:tc>
+        <w:tc>
+          <w:tcPr/>
+          <w:p>
+            <w:pPr>
+              <w:pStyle w:val="Compact"/>
+              <w:jc w:val="left"/>
+            </w:pPr>
+            <w:r>
+              <w:rPr>
+                <w:bCs/>
+                <w:b/>
+              </w:rPr>
+              <w:t xml:space="preserve">1.1</w:t>
+            </w:r>
+            <w:r>
+              <w:t xml:space="preserve"> </w:t>
+            </w:r>
+            <w:r>
+              <w:t xml:space="preserve">A container’s entries and their thumbnails, on a thread of its own (ZIP / CBZ; .lif in Image Lab).</w:t>
+            </w:r>
+          </w:p>
+        </w:tc>
+        <w:tc>
+          <w:tcPr/>
+          <w:p>
+            <w:pPr>
+              <w:pStyle w:val="Compact"/>
+              <w:jc w:val="left"/>
+            </w:pPr>
+            <w:r>
+              <w:t xml:space="preserve">own thread</w:t>
+            </w:r>
+          </w:p>
+        </w:tc>
+      </w:tr>
+      <w:tr>
+        <w:tc>
+          <w:tcPr/>
+          <w:p>
+            <w:pPr>
+              <w:pStyle w:val="Compact"/>
+              <w:jc w:val="left"/>
+            </w:pPr>
+            <w:r>
+              <w:t xml:space="preserve">imaging</w:t>
+            </w:r>
+          </w:p>
+        </w:tc>
+        <w:tc>
+          <w:tcPr/>
+          <w:p>
+            <w:pPr>
+              <w:pStyle w:val="Compact"/>
+              <w:jc w:val="left"/>
+            </w:pPr>
+            <w:r>
+              <w:t xml:space="preserve">uFolderThumbs</w:t>
+            </w:r>
+          </w:p>
+        </w:tc>
+        <w:tc>
+          <w:tcPr/>
+          <w:p>
+            <w:pPr>
+              <w:pStyle w:val="Compact"/>
+              <w:jc w:val="left"/>
+            </w:pPr>
+            <w:r>
+              <w:rPr>
+                <w:bCs/>
+                <w:b/>
+              </w:rPr>
+              <w:t xml:space="preserve">1.1</w:t>
+            </w:r>
+            <w:r>
+              <w:t xml:space="preserve"> </w:t>
+            </w:r>
+            <w:r>
+              <w:t xml:space="preserve">Thumbnails for the scan bar, on a thread of its own: the image under the mouse first.</w:t>
+            </w:r>
+          </w:p>
+        </w:tc>
+        <w:tc>
+          <w:tcPr/>
+          <w:p>
+            <w:pPr>
+              <w:pStyle w:val="Compact"/>
+              <w:jc w:val="left"/>
+            </w:pPr>
+            <w:r>
+              <w:t xml:space="preserve">own thread</w:t>
+            </w:r>
+          </w:p>
+        </w:tc>
+      </w:tr>
+      <w:tr>
+        <w:tc>
+          <w:tcPr/>
+          <w:p>
+            <w:pPr>
+              <w:pStyle w:val="Compact"/>
+              <w:jc w:val="left"/>
+            </w:pPr>
+            <w:r>
+              <w:t xml:space="preserve">imaging</w:t>
+            </w:r>
+          </w:p>
+        </w:tc>
+        <w:tc>
+          <w:tcPr/>
+          <w:p>
+            <w:pPr>
+              <w:pStyle w:val="Compact"/>
+              <w:jc w:val="left"/>
+            </w:pPr>
+            <w:r>
+              <w:t xml:space="preserve">uExifRotate</w:t>
+            </w:r>
+          </w:p>
+        </w:tc>
+        <w:tc>
+          <w:tcPr/>
+          <w:p>
+            <w:pPr>
+              <w:pStyle w:val="Compact"/>
+              <w:jc w:val="left"/>
+            </w:pPr>
+            <w:r>
+              <w:rPr>
+                <w:bCs/>
+                <w:b/>
+              </w:rPr>
+              <w:t xml:space="preserve">1.1</w:t>
+            </w:r>
+            <w:r>
+              <w:t xml:space="preserve"> </w:t>
+            </w:r>
+            <w:r>
+              <w:t xml:space="preserve">Lossless rotation: sets a JPEG’s EXIF orientation tag (patched, inserted into IFD0, or a new APP1); the pixels stay untouched.</w:t>
+            </w:r>
+          </w:p>
+        </w:tc>
+        <w:tc>
+          <w:tcPr/>
+          <w:p>
+            <w:pPr>
+              <w:pStyle w:val="Compact"/>
+              <w:jc w:val="left"/>
+            </w:pPr>
+            <w:r>
+              <w:t xml:space="preserve">UI</w:t>
+            </w:r>
+          </w:p>
+        </w:tc>
+      </w:tr>
+      <w:tr>
+        <w:tc>
+          <w:tcPr/>
+          <w:p>
+            <w:pPr>
+              <w:pStyle w:val="Compact"/>
+              <w:jc w:val="left"/>
+            </w:pPr>
+            <w:r>
+              <w:t xml:space="preserve">imaging</w:t>
+            </w:r>
+          </w:p>
+        </w:tc>
+        <w:tc>
+          <w:tcPr/>
+          <w:p>
+            <w:pPr>
+              <w:pStyle w:val="Compact"/>
+              <w:jc w:val="left"/>
+            </w:pPr>
+            <w:r>
+              <w:t xml:space="preserve">uZipContainer</w:t>
+            </w:r>
+          </w:p>
+        </w:tc>
+        <w:tc>
+          <w:tcPr/>
+          <w:p>
+            <w:pPr>
+              <w:pStyle w:val="Compact"/>
+              <w:jc w:val="left"/>
+            </w:pPr>
+            <w:r>
+              <w:rPr>
+                <w:bCs/>
+                <w:b/>
+              </w:rPr>
+              <w:t xml:space="preserve">1.1</w:t>
+            </w:r>
+            <w:r>
+              <w:t xml:space="preserve"> </w:t>
+            </w:r>
+            <w:r>
+              <w:t xml:space="preserve">ZIP and CBZ archives as containers: the pictures inside listed in natural order, one unpacked into memory and decoded.</w:t>
+            </w:r>
+          </w:p>
+        </w:tc>
+        <w:tc>
+          <w:tcPr/>
+          <w:p>
+            <w:pPr>
+              <w:pStyle w:val="Compact"/>
+              <w:jc w:val="left"/>
+            </w:pPr>
+            <w:r>
+              <w:t xml:space="preserve">any (re-entrant)</w:t>
+            </w:r>
+          </w:p>
+        </w:tc>
+      </w:tr>
+      <w:tr>
+        <w:tc>
+          <w:tcPr/>
+          <w:p>
+            <w:pPr>
+              <w:pStyle w:val="Compact"/>
+              <w:jc w:val="left"/>
+            </w:pPr>
+            <w:r>
               <w:t xml:space="preserve">rendering</w:t>
             </w:r>
           </w:p>
@@ -2226,6 +2816,66 @@
             </w:pPr>
             <w:r>
               <w:t xml:space="preserve">The filter panel at the left edge: histogram, rows, Auto, Reset; drawn as one picture.</w:t>
+            </w:r>
+          </w:p>
+        </w:tc>
+        <w:tc>
+          <w:tcPr/>
+          <w:p>
+            <w:pPr>
+              <w:pStyle w:val="Compact"/>
+              <w:jc w:val="left"/>
+            </w:pPr>
+            <w:r>
+              <w:t xml:space="preserve">UI</w:t>
+            </w:r>
+          </w:p>
+        </w:tc>
+      </w:tr>
+      <w:tr>
+        <w:tc>
+          <w:tcPr/>
+          <w:p>
+            <w:pPr>
+              <w:pStyle w:val="Compact"/>
+              <w:jc w:val="left"/>
+            </w:pPr>
+            <w:r>
+              <w:t xml:space="preserve">rendering</w:t>
+            </w:r>
+          </w:p>
+        </w:tc>
+        <w:tc>
+          <w:tcPr/>
+          <w:p>
+            <w:pPr>
+              <w:pStyle w:val="Compact"/>
+              <w:jc w:val="left"/>
+            </w:pPr>
+            <w:r>
+              <w:t xml:space="preserve">uPreviewStrip</w:t>
+            </w:r>
+          </w:p>
+        </w:tc>
+        <w:tc>
+          <w:tcPr/>
+          <w:p>
+            <w:pPr>
+              <w:pStyle w:val="Compact"/>
+              <w:jc w:val="left"/>
+            </w:pPr>
+            <w:r>
+              <w:rPr>
+                <w:bCs/>
+                <w:b/>
+              </w:rPr>
+              <w:t xml:space="preserve">1.1</w:t>
+            </w:r>
+            <w:r>
+              <w:t xml:space="preserve"> </w:t>
+            </w:r>
+            <w:r>
+              <w:t xml:space="preserve">The scan bar at the top: the folder’s images 1 … n, the one under the mouse shown under the bar.</w:t>
             </w:r>
           </w:p>
         </w:tc>
@@ -2435,7 +3085,7 @@
               <w:jc w:val="left"/>
             </w:pPr>
             <w:r>
-              <w:t xml:space="preserve">MView.ini as typed settings.</w:t>
+              <w:t xml:space="preserve">VersariteViewer.ini as typed settings; takes over MView.ini at the first start.</w:t>
             </w:r>
           </w:p>
         </w:tc>
@@ -2485,7 +3135,7 @@
               <w:jc w:val="left"/>
             </w:pPr>
             <w:r>
-              <w:t xml:space="preserve">The sort panel’s folders (slots: folder, name, colour, icon) and recent folders, in MView.ini.</w:t>
+              <w:t xml:space="preserve">The sort panel’s folders (slots: folder, name, colour, icon) and recent folders, in the ini; 1.1: several lists ([DirList1] …), the Rapid sorting list, copy / cut / paste of entries.</w:t>
             </w:r>
           </w:p>
         </w:tc>
@@ -2535,7 +3185,7 @@
               <w:jc w:val="left"/>
             </w:pPr>
             <w:r>
-              <w:t xml:space="preserve">The settings screen: MView.ini in a text editor, with help per key.</w:t>
+              <w:t xml:space="preserve">The settings screen: the ini in a text editor, with help per key.</w:t>
             </w:r>
           </w:p>
         </w:tc>
@@ -3268,7 +3918,7 @@
               <w:jc w:val="left"/>
             </w:pPr>
             <w:r>
-              <w:t xml:space="preserve">Only one MView: a second one hands its path over through a message window.</w:t>
+              <w:t xml:space="preserve">Only one instance: a second one hands its path over through a message window.</w:t>
             </w:r>
           </w:p>
         </w:tc>
@@ -3285,184 +3935,435 @@
           </w:p>
         </w:tc>
       </w:tr>
+      <w:tr>
+        <w:tc>
+          <w:tcPr/>
+          <w:p>
+            <w:pPr>
+              <w:pStyle w:val="Compact"/>
+              <w:jc w:val="left"/>
+            </w:pPr>
+            <w:r>
+              <w:t xml:space="preserve">utility</w:t>
+            </w:r>
+          </w:p>
+        </w:tc>
+        <w:tc>
+          <w:tcPr/>
+          <w:p>
+            <w:pPr>
+              <w:pStyle w:val="Compact"/>
+              <w:jc w:val="left"/>
+            </w:pPr>
+            <w:r>
+              <w:t xml:space="preserve">uClipboardImage</w:t>
+            </w:r>
+          </w:p>
+        </w:tc>
+        <w:tc>
+          <w:tcPr/>
+          <w:p>
+            <w:pPr>
+              <w:pStyle w:val="Compact"/>
+              <w:jc w:val="left"/>
+            </w:pPr>
+            <w:r>
+              <w:rPr>
+                <w:bCs/>
+                <w:b/>
+              </w:rPr>
+              <w:t xml:space="preserve">1.1</w:t>
+            </w:r>
+            <w:r>
+              <w:t xml:space="preserve"> </w:t>
+            </w:r>
+            <w:r>
+              <w:t xml:space="preserve">Copy image: the picture on the clipboard as every program takes it (CF_DIB).</w:t>
+            </w:r>
+          </w:p>
+        </w:tc>
+        <w:tc>
+          <w:tcPr/>
+          <w:p>
+            <w:pPr>
+              <w:pStyle w:val="Compact"/>
+              <w:jc w:val="left"/>
+            </w:pPr>
+            <w:r>
+              <w:t xml:space="preserve">UI</w:t>
+            </w:r>
+          </w:p>
+        </w:tc>
+      </w:tr>
+      <w:tr>
+        <w:tc>
+          <w:tcPr/>
+          <w:p>
+            <w:pPr>
+              <w:pStyle w:val="Compact"/>
+              <w:jc w:val="left"/>
+            </w:pPr>
+            <w:r>
+              <w:t xml:space="preserve">utility</w:t>
+            </w:r>
+          </w:p>
+        </w:tc>
+        <w:tc>
+          <w:tcPr/>
+          <w:p>
+            <w:pPr>
+              <w:pStyle w:val="Compact"/>
+              <w:jc w:val="left"/>
+            </w:pPr>
+            <w:r>
+              <w:t xml:space="preserve">uImageFileScale</w:t>
+            </w:r>
+          </w:p>
+        </w:tc>
+        <w:tc>
+          <w:tcPr/>
+          <w:p>
+            <w:pPr>
+              <w:pStyle w:val="Compact"/>
+              <w:jc w:val="left"/>
+            </w:pPr>
+            <w:r>
+              <w:rPr>
+                <w:bCs/>
+                <w:b/>
+              </w:rPr>
+              <w:t xml:space="preserve">1.1</w:t>
+            </w:r>
+            <w:r>
+              <w:t xml:space="preserve"> </w:t>
+            </w:r>
+            <w:r>
+              <w:t xml:space="preserve">A saved TIFF / PNG keeps its scale (ImageJ-style TIFF, a PNG text chunk).</w:t>
+            </w:r>
+          </w:p>
+        </w:tc>
+        <w:tc>
+          <w:tcPr/>
+          <w:p>
+            <w:pPr>
+              <w:pStyle w:val="Compact"/>
+              <w:jc w:val="left"/>
+            </w:pPr>
+            <w:r>
+              <w:t xml:space="preserve">any</w:t>
+            </w:r>
+          </w:p>
+        </w:tc>
+      </w:tr>
+      <w:tr>
+        <w:tc>
+          <w:tcPr/>
+          <w:p>
+            <w:pPr>
+              <w:pStyle w:val="Compact"/>
+              <w:jc w:val="left"/>
+            </w:pPr>
+            <w:r>
+              <w:t xml:space="preserve">utility</w:t>
+            </w:r>
+          </w:p>
+        </w:tc>
+        <w:tc>
+          <w:tcPr/>
+          <w:p>
+            <w:pPr>
+              <w:pStyle w:val="Compact"/>
+              <w:jc w:val="left"/>
+            </w:pPr>
+            <w:r>
+              <w:t xml:space="preserve">uEdition</w:t>
+            </w:r>
+          </w:p>
+        </w:tc>
+        <w:tc>
+          <w:tcPr/>
+          <w:p>
+            <w:pPr>
+              <w:pStyle w:val="Compact"/>
+              <w:jc w:val="left"/>
+            </w:pPr>
+            <w:r>
+              <w:rPr>
+                <w:bCs/>
+                <w:b/>
+              </w:rPr>
+              <w:t xml:space="preserve">1.1</w:t>
+            </w:r>
+            <w:r>
+              <w:t xml:space="preserve"> </w:t>
+            </w:r>
+            <w:r>
+              <w:t xml:space="preserve">Which program this is (VersariteViewer or Versarite Image Lab): its settings file, names and version.</w:t>
+            </w:r>
+          </w:p>
+        </w:tc>
+        <w:tc>
+          <w:tcPr/>
+          <w:p>
+            <w:pPr>
+              <w:pStyle w:val="Compact"/>
+              <w:jc w:val="left"/>
+            </w:pPr>
+            <w:r>
+              <w:t xml:space="preserve">any</w:t>
+            </w:r>
+          </w:p>
+        </w:tc>
+      </w:tr>
+      <w:tr>
+        <w:tc>
+          <w:tcPr/>
+          <w:p>
+            <w:pPr>
+              <w:pStyle w:val="Compact"/>
+              <w:jc w:val="left"/>
+            </w:pPr>
+            <w:r>
+              <w:t xml:space="preserve">utility</w:t>
+            </w:r>
+          </w:p>
+        </w:tc>
+        <w:tc>
+          <w:tcPr/>
+          <w:p>
+            <w:pPr>
+              <w:pStyle w:val="Compact"/>
+              <w:jc w:val="left"/>
+            </w:pPr>
+            <w:r>
+              <w:t xml:space="preserve">uExtensions</w:t>
+            </w:r>
+          </w:p>
+        </w:tc>
+        <w:tc>
+          <w:tcPr/>
+          <w:p>
+            <w:pPr>
+              <w:pStyle w:val="Compact"/>
+              <w:jc w:val="left"/>
+            </w:pPr>
+            <w:r>
+              <w:rPr>
+                <w:bCs/>
+                <w:b/>
+              </w:rPr>
+              <w:t xml:space="preserve">1.1</w:t>
+            </w:r>
+            <w:r>
+              <w:t xml:space="preserve"> </w:t>
+            </w:r>
+            <w:r>
+              <w:t xml:space="preserve">The plug-in points for an edition (menu entries, layers, panel rows, settings pages); empty in VersariteViewer.</w:t>
+            </w:r>
+          </w:p>
+        </w:tc>
+        <w:tc>
+          <w:tcPr/>
+          <w:p>
+            <w:pPr>
+              <w:pStyle w:val="Compact"/>
+              <w:jc w:val="left"/>
+            </w:pPr>
+            <w:r>
+              <w:t xml:space="preserve">UI</w:t>
+            </w:r>
+          </w:p>
+        </w:tc>
+      </w:tr>
+      <w:tr>
+        <w:tc>
+          <w:tcPr/>
+          <w:p>
+            <w:pPr>
+              <w:pStyle w:val="Compact"/>
+              <w:jc w:val="left"/>
+            </w:pPr>
+            <w:r>
+              <w:t xml:space="preserve">utility</w:t>
+            </w:r>
+          </w:p>
+        </w:tc>
+        <w:tc>
+          <w:tcPr/>
+          <w:p>
+            <w:pPr>
+              <w:pStyle w:val="Compact"/>
+              <w:jc w:val="left"/>
+            </w:pPr>
+            <w:r>
+              <w:t xml:space="preserve">uContainers</w:t>
+            </w:r>
+          </w:p>
+        </w:tc>
+        <w:tc>
+          <w:tcPr/>
+          <w:p>
+            <w:pPr>
+              <w:pStyle w:val="Compact"/>
+              <w:jc w:val="left"/>
+            </w:pPr>
+            <w:r>
+              <w:rPr>
+                <w:bCs/>
+                <w:b/>
+              </w:rPr>
+              <w:t xml:space="preserve">1.1</w:t>
+            </w:r>
+            <w:r>
+              <w:t xml:space="preserve"> </w:t>
+            </w:r>
+            <w:r>
+              <w:t xml:space="preserve">Files holding several images, browsed as one-time folders (ZIP / CBZ in both editions; .lif in Image Lab).</w:t>
+            </w:r>
+          </w:p>
+        </w:tc>
+        <w:tc>
+          <w:tcPr/>
+          <w:p>
+            <w:pPr>
+              <w:pStyle w:val="Compact"/>
+              <w:jc w:val="left"/>
+            </w:pPr>
+            <w:r>
+              <w:t xml:space="preserve">any</w:t>
+            </w:r>
+          </w:p>
+        </w:tc>
+      </w:tr>
+      <w:tr>
+        <w:tc>
+          <w:tcPr/>
+          <w:p>
+            <w:pPr>
+              <w:pStyle w:val="Compact"/>
+              <w:jc w:val="left"/>
+            </w:pPr>
+            <w:r>
+              <w:t xml:space="preserve">utility</w:t>
+            </w:r>
+          </w:p>
+        </w:tc>
+        <w:tc>
+          <w:tcPr/>
+          <w:p>
+            <w:pPr>
+              <w:pStyle w:val="Compact"/>
+              <w:jc w:val="left"/>
+            </w:pPr>
+            <w:r>
+              <w:t xml:space="preserve">uSafeFile</w:t>
+            </w:r>
+          </w:p>
+        </w:tc>
+        <w:tc>
+          <w:tcPr/>
+          <w:p>
+            <w:pPr>
+              <w:pStyle w:val="Compact"/>
+              <w:jc w:val="left"/>
+            </w:pPr>
+            <w:r>
+              <w:rPr>
+                <w:bCs/>
+                <w:b/>
+              </w:rPr>
+              <w:t xml:space="preserve">1.1</w:t>
+            </w:r>
+            <w:r>
+              <w:t xml:space="preserve"> </w:t>
+            </w:r>
+            <w:r>
+              <w:t xml:space="preserve">Settings files written in one step (.tmp, flush, replace), the end line, exact file times.</w:t>
+            </w:r>
+          </w:p>
+        </w:tc>
+        <w:tc>
+          <w:tcPr/>
+          <w:p>
+            <w:pPr>
+              <w:pStyle w:val="Compact"/>
+              <w:jc w:val="left"/>
+            </w:pPr>
+            <w:r>
+              <w:t xml:space="preserve">any</w:t>
+            </w:r>
+          </w:p>
+        </w:tc>
+      </w:tr>
+      <w:tr>
+        <w:tc>
+          <w:tcPr/>
+          <w:p>
+            <w:pPr>
+              <w:pStyle w:val="Compact"/>
+              <w:jc w:val="left"/>
+            </w:pPr>
+            <w:r>
+              <w:t xml:space="preserve">utility</w:t>
+            </w:r>
+          </w:p>
+        </w:tc>
+        <w:tc>
+          <w:tcPr/>
+          <w:p>
+            <w:pPr>
+              <w:pStyle w:val="Compact"/>
+              <w:jc w:val="left"/>
+            </w:pPr>
+            <w:r>
+              <w:t xml:space="preserve">uDirPeek</w:t>
+            </w:r>
+          </w:p>
+        </w:tc>
+        <w:tc>
+          <w:tcPr/>
+          <w:p>
+            <w:pPr>
+              <w:pStyle w:val="Compact"/>
+              <w:jc w:val="left"/>
+            </w:pPr>
+            <w:r>
+              <w:rPr>
+                <w:bCs/>
+                <w:b/>
+              </w:rPr>
+              <w:t xml:space="preserve">1.1</w:t>
+            </w:r>
+            <w:r>
+              <w:t xml:space="preserve"> </w:t>
+            </w:r>
+            <w:r>
+              <w:t xml:space="preserve">Counts a folder’s images and subfolders for the Total Commander dir preview; the newest request wins.</w:t>
+            </w:r>
+          </w:p>
+        </w:tc>
+        <w:tc>
+          <w:tcPr/>
+          <w:p>
+            <w:pPr>
+              <w:pStyle w:val="Compact"/>
+              <w:jc w:val="left"/>
+            </w:pPr>
+            <w:r>
+              <w:t xml:space="preserve">own threads</w:t>
+            </w:r>
+          </w:p>
+        </w:tc>
+      </w:tr>
     </w:tbl>
-    <w:bookmarkEnd w:id="29"/>
-    <w:bookmarkStart w:id="30" w:name="rules-the-structure-follows"/>
+    <w:bookmarkEnd w:id="30"/>
+    <w:bookmarkStart w:id="31" w:name="rules-the-structure-follows"/>
     <w:p>
       <w:pPr>
         <w:pStyle w:val="Heading1"/>
       </w:pPr>
       <w:r>
         <w:t xml:space="preserve">Rules the structure follows</w:t>
-      </w:r>
-    </w:p>
-    <w:p>
-      <w:pPr>
-        <w:numPr>
-          <w:ilvl w:val="0"/>
-          <w:numId w:val="1001"/>
-        </w:numPr>
-        <w:pStyle w:val="Compact"/>
-      </w:pPr>
-      <w:r>
-        <w:rPr>
-          <w:bCs/>
-          <w:b/>
-        </w:rPr>
-        <w:t xml:space="preserve">Input only makes commands.</w:t>
-      </w:r>
-      <w:r>
-        <w:t xml:space="preserve"> </w:t>
-      </w:r>
-      <w:r>
-        <w:t xml:space="preserve">The surfaces pass raw input to the mouse engine; the engine</w:t>
-      </w:r>
-      <w:r>
-        <w:t xml:space="preserve"> </w:t>
-      </w:r>
-      <w:r>
-        <w:t xml:space="preserve">makes a TCommand; the form handles the menu and gives everything else to TMView.Execute.</w:t>
-      </w:r>
-    </w:p>
-    <w:p>
-      <w:pPr>
-        <w:numPr>
-          <w:ilvl w:val="0"/>
-          <w:numId w:val="1001"/>
-        </w:numPr>
-        <w:pStyle w:val="Compact"/>
-      </w:pPr>
-      <w:r>
-        <w:rPr>
-          <w:bCs/>
-          <w:b/>
-        </w:rPr>
-        <w:t xml:space="preserve">The UI thread never reads the disk for images or folders.</w:t>
-      </w:r>
-      <w:r>
-        <w:t xml:space="preserve"> </w:t>
-      </w:r>
-      <w:r>
-        <w:t xml:space="preserve">The scanner lists folders, the</w:t>
-      </w:r>
-      <w:r>
-        <w:t xml:space="preserve"> </w:t>
-      </w:r>
-      <w:r>
-        <w:t xml:space="preserve">workers read files; the UI thread only reads and writes MView.ini, Default.mouse and the CSV logs.</w:t>
-      </w:r>
-    </w:p>
-    <w:p>
-      <w:pPr>
-        <w:numPr>
-          <w:ilvl w:val="0"/>
-          <w:numId w:val="1001"/>
-        </w:numPr>
-        <w:pStyle w:val="Compact"/>
-      </w:pPr>
-      <w:r>
-        <w:rPr>
-          <w:bCs/>
-          <w:b/>
-        </w:rPr>
-        <w:t xml:space="preserve">Threads never touch the UI.</w:t>
-      </w:r>
-      <w:r>
-        <w:t xml:space="preserve"> </w:t>
-      </w:r>
-      <w:r>
-        <w:t xml:space="preserve">Results come back with TThread.Queue, never Synchronize.</w:t>
-      </w:r>
-    </w:p>
-    <w:p>
-      <w:pPr>
-        <w:numPr>
-          <w:ilvl w:val="0"/>
-          <w:numId w:val="1001"/>
-        </w:numPr>
-        <w:pStyle w:val="Compact"/>
-      </w:pPr>
-      <w:r>
-        <w:rPr>
-          <w:bCs/>
-          <w:b/>
-        </w:rPr>
-        <w:t xml:space="preserve">Decoding knows nothing about the window</w:t>
-      </w:r>
-      <w:r>
-        <w:t xml:space="preserve">, and rendering knows nothing about files.</w:t>
-      </w:r>
-    </w:p>
-    <w:p>
-      <w:pPr>
-        <w:numPr>
-          <w:ilvl w:val="0"/>
-          <w:numId w:val="1001"/>
-        </w:numPr>
-        <w:pStyle w:val="Compact"/>
-      </w:pPr>
-      <w:r>
-        <w:rPr>
-          <w:bCs/>
-          <w:b/>
-        </w:rPr>
-        <w:t xml:space="preserve">Shared data is locked in exactly four places:</w:t>
-      </w:r>
-      <w:r>
-        <w:t xml:space="preserve"> </w:t>
-      </w:r>
-      <w:r>
-        <w:t xml:space="preserve">the job queue, the image cache, the directory</w:t>
-      </w:r>
-      <w:r>
-        <w:t xml:space="preserve"> </w:t>
-      </w:r>
-      <w:r>
-        <w:t xml:space="preserve">scanner and the I/O gate — plus, since Day 21, the file mover’s and the icon loader’s own</w:t>
-      </w:r>
-      <w:r>
-        <w:t xml:space="preserve"> </w:t>
-      </w:r>
-      <w:r>
-        <w:t xml:space="preserve">request queues.</w:t>
-      </w:r>
-    </w:p>
-    <w:p>
-      <w:pPr>
-        <w:numPr>
-          <w:ilvl w:val="0"/>
-          <w:numId w:val="1001"/>
-        </w:numPr>
-        <w:pStyle w:val="Compact"/>
-      </w:pPr>
-      <w:r>
-        <w:rPr>
-          <w:bCs/>
-          <w:b/>
-        </w:rPr>
-        <w:t xml:space="preserve">Panels are pictures.</w:t>
-      </w:r>
-      <w:r>
-        <w:t xml:space="preserve"> </w:t>
-      </w:r>
-      <w:r>
-        <w:t xml:space="preserve">The sort and filter panels draw themselves into a bitmap; the renderers</w:t>
-      </w:r>
-      <w:r>
-        <w:t xml:space="preserve"> </w:t>
-      </w:r>
-      <w:r>
-        <w:t xml:space="preserve">only put that bitmap on top (a texture on the GPU), so both renderers show them the same way.</w:t>
-      </w:r>
-    </w:p>
-    <w:bookmarkEnd w:id="30"/>
-    <w:bookmarkStart w:id="31" w:name="X17f17f0103071c417c025f82168c5ed01ba3b36"/>
-    <w:p>
-      <w:pPr>
-        <w:pStyle w:val="Heading1"/>
-      </w:pPr>
-      <w:r>
-        <w:t xml:space="preserve">Housekeeping noticed while documenting (not changed)</w:t>
       </w:r>
     </w:p>
     <w:p>
@@ -3474,13 +4375,23 @@
         <w:pStyle w:val="Compact"/>
       </w:pPr>
       <w:r>
-        <w:t xml:space="preserve">uInputHandler is retired but still in MView.lpr’s uses and in the project, so it is compiled.</w:t>
-      </w:r>
-      <w:r>
-        <w:t xml:space="preserve"> </w:t>
-      </w:r>
-      <w:r>
-        <w:t xml:space="preserve">It can be removed from both.</w:t>
+        <w:rPr>
+          <w:bCs/>
+          <w:b/>
+        </w:rPr>
+        <w:t xml:space="preserve">Input only makes commands.</w:t>
+      </w:r>
+      <w:r>
+        <w:t xml:space="preserve"> </w:t>
+      </w:r>
+      <w:r>
+        <w:t xml:space="preserve">The surfaces pass raw input to the mouse engine; the engine</w:t>
+      </w:r>
+      <w:r>
+        <w:t xml:space="preserve"> </w:t>
+      </w:r>
+      <w:r>
+        <w:t xml:space="preserve">makes a TCommand; the form handles the menu and gives everything else to TMView.Execute.</w:t>
       </w:r>
     </w:p>
     <w:p>
@@ -3492,19 +4403,23 @@
         <w:pStyle w:val="Compact"/>
       </w:pPr>
       <w:r>
-        <w:t xml:space="preserve">Several settings in uConfig are never read from MView.ini and keep their built-in values</w:t>
-      </w:r>
-      <w:r>
-        <w:t xml:space="preserve"> </w:t>
-      </w:r>
-      <w:r>
-        <w:t xml:space="preserve">(BackgroundColor, FitMode, Interpolation, UseMipMaps); TopMost, RememberZoom and RememberRotation</w:t>
-      </w:r>
-      <w:r>
-        <w:t xml:space="preserve"> </w:t>
-      </w:r>
-      <w:r>
-        <w:t xml:space="preserve">are never set. To be decided when those features come up.</w:t>
+        <w:rPr>
+          <w:bCs/>
+          <w:b/>
+        </w:rPr>
+        <w:t xml:space="preserve">The UI thread never reads the disk for images or folders.</w:t>
+      </w:r>
+      <w:r>
+        <w:t xml:space="preserve"> </w:t>
+      </w:r>
+      <w:r>
+        <w:t xml:space="preserve">The scanner lists folders, the</w:t>
+      </w:r>
+      <w:r>
+        <w:t xml:space="preserve"> </w:t>
+      </w:r>
+      <w:r>
+        <w:t xml:space="preserve">workers read files; the UI thread only reads and writes the ini, Default.mouse and the CSV logs.</w:t>
       </w:r>
     </w:p>
     <w:p>
@@ -3516,17 +4431,172 @@
         <w:pStyle w:val="Compact"/>
       </w:pPr>
       <w:r>
-        <w:t xml:space="preserve">MView.lpr’s uses list does not name the newer units (uAnimation, uGifDecoder, uMouseEngine,</w:t>
-      </w:r>
-      <w:r>
-        <w:t xml:space="preserve"> </w:t>
-      </w:r>
-      <w:r>
-        <w:t xml:space="preserve">uMouseProfile, uMousePage); they are compiled because other units use them. Harmless.</w:t>
+        <w:rPr>
+          <w:bCs/>
+          <w:b/>
+        </w:rPr>
+        <w:t xml:space="preserve">Threads never touch the UI.</w:t>
+      </w:r>
+      <w:r>
+        <w:t xml:space="preserve"> </w:t>
+      </w:r>
+      <w:r>
+        <w:t xml:space="preserve">Results come back with TThread.Queue, never Synchronize.</w:t>
+      </w:r>
+    </w:p>
+    <w:p>
+      <w:pPr>
+        <w:numPr>
+          <w:ilvl w:val="0"/>
+          <w:numId w:val="1002"/>
+        </w:numPr>
+        <w:pStyle w:val="Compact"/>
+      </w:pPr>
+      <w:r>
+        <w:rPr>
+          <w:bCs/>
+          <w:b/>
+        </w:rPr>
+        <w:t xml:space="preserve">Decoding knows nothing about the window</w:t>
+      </w:r>
+      <w:r>
+        <w:t xml:space="preserve">, and rendering knows nothing about files.</w:t>
+      </w:r>
+    </w:p>
+    <w:p>
+      <w:pPr>
+        <w:numPr>
+          <w:ilvl w:val="0"/>
+          <w:numId w:val="1002"/>
+        </w:numPr>
+        <w:pStyle w:val="Compact"/>
+      </w:pPr>
+      <w:r>
+        <w:rPr>
+          <w:bCs/>
+          <w:b/>
+        </w:rPr>
+        <w:t xml:space="preserve">Shared data is locked in exactly four places:</w:t>
+      </w:r>
+      <w:r>
+        <w:t xml:space="preserve"> </w:t>
+      </w:r>
+      <w:r>
+        <w:t xml:space="preserve">the job queue, the image cache, the directory</w:t>
+      </w:r>
+      <w:r>
+        <w:t xml:space="preserve"> </w:t>
+      </w:r>
+      <w:r>
+        <w:t xml:space="preserve">scanner and the I/O gate — plus the file mover’s and the icon loader’s request queues and the</w:t>
+      </w:r>
+      <w:r>
+        <w:t xml:space="preserve"> </w:t>
+      </w:r>
+      <w:r>
+        <w:t xml:space="preserve">state the thumbnail threads and the dir peek share with their owners.</w:t>
+      </w:r>
+    </w:p>
+    <w:p>
+      <w:pPr>
+        <w:numPr>
+          <w:ilvl w:val="0"/>
+          <w:numId w:val="1002"/>
+        </w:numPr>
+        <w:pStyle w:val="Compact"/>
+      </w:pPr>
+      <w:r>
+        <w:rPr>
+          <w:bCs/>
+          <w:b/>
+        </w:rPr>
+        <w:t xml:space="preserve">Panels are pictures.</w:t>
+      </w:r>
+      <w:r>
+        <w:t xml:space="preserve"> </w:t>
+      </w:r>
+      <w:r>
+        <w:t xml:space="preserve">The sort and filter panels draw themselves into a bitmap; the renderers</w:t>
+      </w:r>
+      <w:r>
+        <w:t xml:space="preserve"> </w:t>
+      </w:r>
+      <w:r>
+        <w:t xml:space="preserve">only put that bitmap on top (a texture on the GPU), so both renderers show them the same way.</w:t>
       </w:r>
     </w:p>
     <w:bookmarkEnd w:id="31"/>
-    <w:bookmarkStart w:id="32" w:name="what-comes-next"/>
+    <w:bookmarkStart w:id="32" w:name="X17f17f0103071c417c025f82168c5ed01ba3b36"/>
+    <w:p>
+      <w:pPr>
+        <w:pStyle w:val="Heading1"/>
+      </w:pPr>
+      <w:r>
+        <w:t xml:space="preserve">Housekeeping noticed while documenting (not changed)</w:t>
+      </w:r>
+    </w:p>
+    <w:p>
+      <w:pPr>
+        <w:numPr>
+          <w:ilvl w:val="0"/>
+          <w:numId w:val="1003"/>
+        </w:numPr>
+        <w:pStyle w:val="Compact"/>
+      </w:pPr>
+      <w:r>
+        <w:t xml:space="preserve">uInputHandler is retired but still in VersariteViewer.lpr’s uses and in the project, so it is compiled.</w:t>
+      </w:r>
+      <w:r>
+        <w:t xml:space="preserve"> </w:t>
+      </w:r>
+      <w:r>
+        <w:t xml:space="preserve">It can be removed from both.</w:t>
+      </w:r>
+    </w:p>
+    <w:p>
+      <w:pPr>
+        <w:numPr>
+          <w:ilvl w:val="0"/>
+          <w:numId w:val="1003"/>
+        </w:numPr>
+        <w:pStyle w:val="Compact"/>
+      </w:pPr>
+      <w:r>
+        <w:t xml:space="preserve">Several settings in uConfig are never read from the ini and keep their built-in values</w:t>
+      </w:r>
+      <w:r>
+        <w:t xml:space="preserve"> </w:t>
+      </w:r>
+      <w:r>
+        <w:t xml:space="preserve">(BackgroundColor, FitMode, Interpolation, UseMipMaps); TopMost, RememberZoom and RememberRotation</w:t>
+      </w:r>
+      <w:r>
+        <w:t xml:space="preserve"> </w:t>
+      </w:r>
+      <w:r>
+        <w:t xml:space="preserve">are never set. To be decided when those features come up.</w:t>
+      </w:r>
+    </w:p>
+    <w:p>
+      <w:pPr>
+        <w:numPr>
+          <w:ilvl w:val="0"/>
+          <w:numId w:val="1003"/>
+        </w:numPr>
+        <w:pStyle w:val="Compact"/>
+      </w:pPr>
+      <w:r>
+        <w:t xml:space="preserve">VersariteViewer.lpr’s uses list does not name the newer units (uAnimation, uGifDecoder, uMouseEngine,</w:t>
+      </w:r>
+      <w:r>
+        <w:t xml:space="preserve"> </w:t>
+      </w:r>
+      <w:r>
+        <w:t xml:space="preserve">uMouseProfile, uMousePage); they are compiled because other units use them. Harmless.</w:t>
+      </w:r>
+    </w:p>
+    <w:bookmarkEnd w:id="32"/>
+    <w:bookmarkStart w:id="33" w:name="what-comes-next"/>
     <w:p>
       <w:pPr>
         <w:pStyle w:val="Heading1"/>
@@ -3540,35 +4610,29 @@
         <w:pStyle w:val="FirstParagraph"/>
       </w:pPr>
       <w:r>
-        <w:t xml:space="preserve">Release 1.0 freezes the viewer’s feature set. The</w:t>
-      </w:r>
-      <w:r>
-        <w:t xml:space="preserve"> </w:t>
-      </w:r>
-      <w:r>
         <w:rPr>
           <w:bCs/>
           <w:b/>
         </w:rPr>
-        <w:t xml:space="preserve">microscopy edition</w:t>
-      </w:r>
-      <w:r>
-        <w:t xml:space="preserve"> </w:t>
-      </w:r>
-      <w:r>
-        <w:t xml:space="preserve">(measuring, calibration,</w:t>
-      </w:r>
-      <w:r>
-        <w:t xml:space="preserve"> </w:t>
-      </w:r>
-      <w:r>
-        <w:t xml:space="preserve">scale bar, instrument metadata, movies, image editing, Photoshop .8bf filters, Fiji through Fiji</w:t>
-      </w:r>
-      <w:r>
-        <w:t xml:space="preserve"> </w:t>
-      </w:r>
-      <w:r>
-        <w:t xml:space="preserve">itself) is a second program built from this same source tree: its own project file, its units in</w:t>
+        <w:t xml:space="preserve">Versarite Image Lab</w:t>
+      </w:r>
+      <w:r>
+        <w:t xml:space="preserve"> </w:t>
+      </w:r>
+      <w:r>
+        <w:t xml:space="preserve">(metadata, calibration, measuring, scale bar, movies, image editing, Fiji</w:t>
+      </w:r>
+      <w:r>
+        <w:t xml:space="preserve"> </w:t>
+      </w:r>
+      <w:r>
+        <w:t xml:space="preserve">through Fiji itself) is a second program built from this same source tree: its own project file</w:t>
+      </w:r>
+      <w:r>
+        <w:t xml:space="preserve"> </w:t>
+      </w:r>
+      <w:r>
+        <w:t xml:space="preserve">(VersariteViewerLab.lpi), its units in</w:t>
       </w:r>
       <w:r>
         <w:t xml:space="preserve"> </w:t>
@@ -3580,16 +4644,22 @@
         <w:t xml:space="preserve">source\microscopy\</w:t>
       </w:r>
       <w:r>
-        <w:t xml:space="preserve">, on top of the units in these pictures. The core gets two hooks for it: a</w:t>
-      </w:r>
-      <w:r>
-        <w:t xml:space="preserve"> </w:t>
-      </w:r>
-      <w:r>
-        <w:t xml:space="preserve">metadata-reader layer and a measurement overlay in the renderers.</w:t>
+        <w:t xml:space="preserve">, plugged in through uEdition, uExtensions and</w:t>
+      </w:r>
+      <w:r>
+        <w:t xml:space="preserve"> </w:t>
+      </w:r>
+      <w:r>
+        <w:t xml:space="preserve">uContainers. It is in development and not part of this repository. Planned there: RAR archives,</w:t>
+      </w:r>
+      <w:r>
+        <w:t xml:space="preserve"> </w:t>
+      </w:r>
+      <w:r>
+        <w:t xml:space="preserve">Nikon .nd2 files. Planned for 1.2: a CBZ read as one continuous strip, a true lossless crop.</w:t>
       </w:r>
     </w:p>
-    <w:bookmarkEnd w:id="32"/>
+    <w:bookmarkEnd w:id="33"/>
     <w:sectPr/>
   </w:body>
 </w:document>
@@ -3779,6 +4849,9 @@
     <w:abstractNumId w:val="991"/>
   </w:num>
   <w:num w:numId="1002">
+    <w:abstractNumId w:val="991"/>
+  </w:num>
+  <w:num w:numId="1003">
     <w:abstractNumId w:val="991"/>
   </w:num>
 </w:numbering>

--- a/docs/architecture/MView_Architecture.docx
+++ b/docs/architecture/MView_Architecture.docx
@@ -488,7 +488,7 @@
         <w:t xml:space="preserve">Versarite Image Lab</w:t>
       </w:r>
       <w:r>
-        <w:t xml:space="preserve">. The project files are VersariteViewer.lpi / .lpr (the edition: VersariteViewerLab.lpi / .lpr); the</w:t>
+        <w:t xml:space="preserve">. The project files are VersariteViewer.lpi / .lpr (the edition: VersariteImageLab.lpi / .lpr); the</w:t>
       </w:r>
       <w:r>
         <w:t xml:space="preserve"> </w:t>
@@ -4632,7 +4632,7 @@
         <w:t xml:space="preserve"> </w:t>
       </w:r>
       <w:r>
-        <w:t xml:space="preserve">(VersariteViewerLab.lpi), its units in</w:t>
+        <w:t xml:space="preserve">(VersariteImageLab.lpi), its units in</w:t>
       </w:r>
       <w:r>
         <w:t xml:space="preserve"> </w:t>

--- a/docs/architecture/MView_Architecture.docx
+++ b/docs/architecture/MView_Architecture.docx
@@ -13,7 +13,7 @@
         <w:t xml:space="preserve"> </w:t>
       </w:r>
       <w:r>
-        <w:t xml:space="preserve">1.1</w:t>
+        <w:t xml:space="preserve">1.2</w:t>
       </w:r>
       <w:r>
         <w:t xml:space="preserve"> </w:t>
@@ -81,7 +81,7 @@
         <w:t xml:space="preserve"> </w:t>
       </w:r>
       <w:r>
-        <w:t xml:space="preserve">1.1,</w:t>
+        <w:t xml:space="preserve">1.2,</w:t>
       </w:r>
       <w:r>
         <w:t xml:space="preserve"> </w:t>
@@ -93,13 +93,13 @@
         <w:t xml:space="preserve"> </w:t>
       </w:r>
       <w:r>
-        <w:t xml:space="preserve">30,</w:t>
-      </w:r>
-      <w:r>
-        <w:t xml:space="preserve"> </w:t>
-      </w:r>
-      <w:r>
-        <w:t xml:space="preserve">2026-10-19)</w:t>
+        <w:t xml:space="preserve">31,</w:t>
+      </w:r>
+      <w:r>
+        <w:t xml:space="preserve"> </w:t>
+      </w:r>
+      <w:r>
+        <w:t xml:space="preserve">2026-10-22)</w:t>
       </w:r>
     </w:p>
     <w:bookmarkStart w:id="20" w:name="how-to-read-this"/>
@@ -697,6 +697,64 @@
       </w:r>
       <w:r>
         <w:t xml:space="preserve">uSortFolders gained copy / cut / paste of entries between lists.</w:t>
+      </w:r>
+    </w:p>
+    <w:p>
+      <w:pPr>
+        <w:numPr>
+          <w:ilvl w:val="0"/>
+          <w:numId w:val="1001"/>
+        </w:numPr>
+        <w:pStyle w:val="Compact"/>
+      </w:pPr>
+      <w:r>
+        <w:rPr>
+          <w:bCs/>
+          <w:b/>
+        </w:rPr>
+        <w:t xml:space="preserve">Release 1.2</w:t>
+      </w:r>
+      <w:r>
+        <w:t xml:space="preserve"> </w:t>
+      </w:r>
+      <w:r>
+        <w:t xml:space="preserve">(Day 31): no new units, so the dependency picture (redrawn for 1.2) shows the same</w:t>
+      </w:r>
+      <w:r>
+        <w:t xml:space="preserve"> </w:t>
+      </w:r>
+      <w:r>
+        <w:t xml:space="preserve">62 units and 192 uses. TMView gained the slide show, the leave-guard for unsaved images and the</w:t>
+      </w:r>
+      <w:r>
+        <w:t xml:space="preserve"> </w:t>
+      </w:r>
+      <w:r>
+        <w:t xml:space="preserve">aiming loupe (drawn by both renderers); uSortFolders takes the Rapid Sorting folders from the</w:t>
+      </w:r>
+      <w:r>
+        <w:t xml:space="preserve"> </w:t>
+      </w:r>
+      <w:r>
+        <w:t xml:space="preserve">settings; uExtensions gained plug-in points for the Lab: ShowImageInViewer (an edition’s image</w:t>
+      </w:r>
+      <w:r>
+        <w:t xml:space="preserve"> </w:t>
+      </w:r>
+      <w:r>
+        <w:t xml:space="preserve">shown as a crop), the aiming loupe, the edition’s Undo joined with the viewer’s (NextUndoStamp),</w:t>
+      </w:r>
+      <w:r>
+        <w:t xml:space="preserve"> </w:t>
+      </w:r>
+      <w:r>
+        <w:t xml:space="preserve">the image’s own pixels (GetImagePixels) and the edition’s ini keys (in uEdition:</w:t>
+      </w:r>
+      <w:r>
+        <w:t xml:space="preserve"> </w:t>
+      </w:r>
+      <w:r>
+        <w:t xml:space="preserve">RegisterEditionKey).</w:t>
       </w:r>
     </w:p>
     <w:bookmarkEnd w:id="21"/>

--- a/docs/architecture/MView_Architecture.docx
+++ b/docs/architecture/MView_Architecture.docx
@@ -13,7 +13,7 @@
         <w:t xml:space="preserve"> </w:t>
       </w:r>
       <w:r>
-        <w:t xml:space="preserve">1.2</w:t>
+        <w:t xml:space="preserve">1.3</w:t>
       </w:r>
       <w:r>
         <w:t xml:space="preserve"> </w:t>
@@ -81,7 +81,7 @@
         <w:t xml:space="preserve"> </w:t>
       </w:r>
       <w:r>
-        <w:t xml:space="preserve">1.2,</w:t>
+        <w:t xml:space="preserve">1.3,</w:t>
       </w:r>
       <w:r>
         <w:t xml:space="preserve"> </w:t>
@@ -93,13 +93,13 @@
         <w:t xml:space="preserve"> </w:t>
       </w:r>
       <w:r>
-        <w:t xml:space="preserve">31,</w:t>
-      </w:r>
-      <w:r>
-        <w:t xml:space="preserve"> </w:t>
-      </w:r>
-      <w:r>
-        <w:t xml:space="preserve">2026-10-22)</w:t>
+        <w:t xml:space="preserve">35,</w:t>
+      </w:r>
+      <w:r>
+        <w:t xml:space="preserve"> </w:t>
+      </w:r>
+      <w:r>
+        <w:t xml:space="preserve">2026-10-28)</w:t>
       </w:r>
     </w:p>
     <w:bookmarkStart w:id="20" w:name="how-to-read-this"/>
@@ -755,6 +755,64 @@
       </w:r>
       <w:r>
         <w:t xml:space="preserve">RegisterEditionKey).</w:t>
+      </w:r>
+    </w:p>
+    <w:p>
+      <w:pPr>
+        <w:numPr>
+          <w:ilvl w:val="0"/>
+          <w:numId w:val="1001"/>
+        </w:numPr>
+        <w:pStyle w:val="Compact"/>
+      </w:pPr>
+      <w:r>
+        <w:rPr>
+          <w:bCs/>
+          <w:b/>
+        </w:rPr>
+        <w:t xml:space="preserve">Release 1.3</w:t>
+      </w:r>
+      <w:r>
+        <w:t xml:space="preserve"> </w:t>
+      </w:r>
+      <w:r>
+        <w:t xml:space="preserve">(Days 32 to 34): four new units, so the dependency picture (redrawn for 1.3)</w:t>
+      </w:r>
+      <w:r>
+        <w:t xml:space="preserve"> </w:t>
+      </w:r>
+      <w:r>
+        <w:t xml:space="preserve">shows 66 units and 208 uses, still without cycles. uStlModel reads an STL model and holds its view;</w:t>
+      </w:r>
+      <w:r>
+        <w:t xml:space="preserve"> </w:t>
+      </w:r>
+      <w:r>
+        <w:t xml:space="preserve">uGLStlDraw draws it on the graphics card (vertex buffers, GLSL shaders, the cut face closed with</w:t>
+      </w:r>
+      <w:r>
+        <w:t xml:space="preserve"> </w:t>
+      </w:r>
+      <w:r>
+        <w:t xml:space="preserve">the stencil buffer), called by uGLRenderer; uStlPanel puts the 3D controls into the filter panel;</w:t>
+      </w:r>
+      <w:r>
+        <w:t xml:space="preserve"> </w:t>
+      </w:r>
+      <w:r>
+        <w:t xml:space="preserve">uGifJoin joins two animated GIFs one frame at a time. TMView runs two new threads: the sharp</w:t>
+      </w:r>
+      <w:r>
+        <w:t xml:space="preserve"> </w:t>
+      </w:r>
+      <w:r>
+        <w:t xml:space="preserve">picture of a model (TStlPictureThread) and the joining of GIFs (TGifJoinThread), both picked up</w:t>
+      </w:r>
+      <w:r>
+        <w:t xml:space="preserve"> </w:t>
+      </w:r>
+      <w:r>
+        <w:t xml:space="preserve">by the delivery pump.</w:t>
       </w:r>
     </w:p>
     <w:bookmarkEnd w:id="21"/>
@@ -864,7 +922,7 @@
         <w:t xml:space="preserve"> </w:t>
       </w:r>
       <w:r>
-        <w:t xml:space="preserve">NEW came after 1.0 (the list above). Versarite Image Lab’s own units (</w:t>
+        <w:t xml:space="preserve">NEW came after 1.2 (the list above). Versarite Image Lab’s own units (</w:t>
       </w:r>
       <w:r>
         <w:rPr>
@@ -899,7 +957,7 @@
       <w:r>
         <w:drawing>
           <wp:inline>
-            <wp:extent cx="5334000" cy="3697941"/>
+            <wp:extent cx="5334000" cy="4146176"/>
             <wp:effectExtent b="0" l="0" r="0" t="0"/>
             <wp:docPr descr="VersariteViewer runtime interactions" title="" id="27" name="Picture"/>
             <a:graphic>
@@ -920,7 +978,7 @@
                   <pic:spPr bwMode="auto">
                     <a:xfrm>
                       <a:off x="0" y="0"/>
-                      <a:ext cx="5334000" cy="3697941"/>
+                      <a:ext cx="5334000" cy="4146176"/>
                     </a:xfrm>
                     <a:prstGeom prst="rect">
                       <a:avLst/>
@@ -1031,7 +1089,27 @@
         <w:pStyle w:val="BodyText"/>
       </w:pPr>
       <w:r>
-        <w:t xml:space="preserve">New since 1.0 (the bottom band, NEW): the scan bar’s thumbnails, a container’s entries and</w:t>
+        <w:t xml:space="preserve">New in 1.3 (the bottom band, NEW): a 3D model is drawn live on the UI thread by the GPU renderer</w:t>
+      </w:r>
+      <w:r>
+        <w:t xml:space="preserve"> </w:t>
+      </w:r>
+      <w:r>
+        <w:t xml:space="preserve">(uGLStlDraw), with its controls in the filter panel (uStlPanel); its sharp picture and the joining</w:t>
+      </w:r>
+      <w:r>
+        <w:t xml:space="preserve"> </w:t>
+      </w:r>
+      <w:r>
+        <w:t xml:space="preserve">of two GIFs run on threads of their own, polled by the delivery pump.</w:t>
+      </w:r>
+    </w:p>
+    <w:p>
+      <w:pPr>
+        <w:pStyle w:val="BodyText"/>
+      </w:pPr>
+      <w:r>
+        <w:t xml:space="preserve">Added in 1.1 (the band above it): the scan bar’s thumbnails, a container’s entries and</w:t>
       </w:r>
       <w:r>
         <w:t xml:space="preserve"> </w:t>
@@ -2221,6 +2299,126 @@
               <w:jc w:val="left"/>
             </w:pPr>
             <w:r>
+              <w:t xml:space="preserve">uGifJoin</w:t>
+            </w:r>
+          </w:p>
+        </w:tc>
+        <w:tc>
+          <w:tcPr/>
+          <w:p>
+            <w:pPr>
+              <w:pStyle w:val="Compact"/>
+              <w:jc w:val="left"/>
+            </w:pPr>
+            <w:r>
+              <w:rPr>
+                <w:bCs/>
+                <w:b/>
+              </w:rPr>
+              <w:t xml:space="preserve">1.3</w:t>
+            </w:r>
+            <w:r>
+              <w:t xml:space="preserve"> </w:t>
+            </w:r>
+            <w:r>
+              <w:t xml:space="preserve">Joins two animated GIFs (original sizes, or scaled to the larger), one frame at a time, with progress and cancel.</w:t>
+            </w:r>
+          </w:p>
+        </w:tc>
+        <w:tc>
+          <w:tcPr/>
+          <w:p>
+            <w:pPr>
+              <w:pStyle w:val="Compact"/>
+              <w:jc w:val="left"/>
+            </w:pPr>
+            <w:r>
+              <w:t xml:space="preserve">own thread</w:t>
+            </w:r>
+          </w:p>
+        </w:tc>
+      </w:tr>
+      <w:tr>
+        <w:tc>
+          <w:tcPr/>
+          <w:p>
+            <w:pPr>
+              <w:pStyle w:val="Compact"/>
+              <w:jc w:val="left"/>
+            </w:pPr>
+            <w:r>
+              <w:t xml:space="preserve">imaging</w:t>
+            </w:r>
+          </w:p>
+        </w:tc>
+        <w:tc>
+          <w:tcPr/>
+          <w:p>
+            <w:pPr>
+              <w:pStyle w:val="Compact"/>
+              <w:jc w:val="left"/>
+            </w:pPr>
+            <w:r>
+              <w:t xml:space="preserve">uStlModel</w:t>
+            </w:r>
+          </w:p>
+        </w:tc>
+        <w:tc>
+          <w:tcPr/>
+          <w:p>
+            <w:pPr>
+              <w:pStyle w:val="Compact"/>
+              <w:jc w:val="left"/>
+            </w:pPr>
+            <w:r>
+              <w:rPr>
+                <w:bCs/>
+                <w:b/>
+              </w:rPr>
+              <w:t xml:space="preserve">1.3</w:t>
+            </w:r>
+            <w:r>
+              <w:t xml:space="preserve"> </w:t>
+            </w:r>
+            <w:r>
+              <w:t xml:space="preserve">STL models (binary and ASCII): reading, the view (turn, tilt, section), the software picture.</w:t>
+            </w:r>
+          </w:p>
+        </w:tc>
+        <w:tc>
+          <w:tcPr/>
+          <w:p>
+            <w:pPr>
+              <w:pStyle w:val="Compact"/>
+              <w:jc w:val="left"/>
+            </w:pPr>
+            <w:r>
+              <w:t xml:space="preserve">workers, own thread, UI</w:t>
+            </w:r>
+          </w:p>
+        </w:tc>
+      </w:tr>
+      <w:tr>
+        <w:tc>
+          <w:tcPr/>
+          <w:p>
+            <w:pPr>
+              <w:pStyle w:val="Compact"/>
+              <w:jc w:val="left"/>
+            </w:pPr>
+            <w:r>
+              <w:t xml:space="preserve">imaging</w:t>
+            </w:r>
+          </w:p>
+        </w:tc>
+        <w:tc>
+          <w:tcPr/>
+          <w:p>
+            <w:pPr>
+              <w:pStyle w:val="Compact"/>
+              <w:jc w:val="left"/>
+            </w:pPr>
+            <w:r>
               <w:t xml:space="preserve">uAnimation</w:t>
             </w:r>
           </w:p>
@@ -2724,6 +2922,126 @@
             </w:pPr>
             <w:r>
               <w:t xml:space="preserve">The OpenGL drawing surface.</w:t>
+            </w:r>
+          </w:p>
+        </w:tc>
+        <w:tc>
+          <w:tcPr/>
+          <w:p>
+            <w:pPr>
+              <w:pStyle w:val="Compact"/>
+              <w:jc w:val="left"/>
+            </w:pPr>
+            <w:r>
+              <w:t xml:space="preserve">UI</w:t>
+            </w:r>
+          </w:p>
+        </w:tc>
+      </w:tr>
+      <w:tr>
+        <w:tc>
+          <w:tcPr/>
+          <w:p>
+            <w:pPr>
+              <w:pStyle w:val="Compact"/>
+              <w:jc w:val="left"/>
+            </w:pPr>
+            <w:r>
+              <w:t xml:space="preserve">rendering</w:t>
+            </w:r>
+          </w:p>
+        </w:tc>
+        <w:tc>
+          <w:tcPr/>
+          <w:p>
+            <w:pPr>
+              <w:pStyle w:val="Compact"/>
+              <w:jc w:val="left"/>
+            </w:pPr>
+            <w:r>
+              <w:t xml:space="preserve">uGLStlDraw</w:t>
+            </w:r>
+          </w:p>
+        </w:tc>
+        <w:tc>
+          <w:tcPr/>
+          <w:p>
+            <w:pPr>
+              <w:pStyle w:val="Compact"/>
+              <w:jc w:val="left"/>
+            </w:pPr>
+            <w:r>
+              <w:rPr>
+                <w:bCs/>
+                <w:b/>
+              </w:rPr>
+              <w:t xml:space="preserve">1.3</w:t>
+            </w:r>
+            <w:r>
+              <w:t xml:space="preserve"> </w:t>
+            </w:r>
+            <w:r>
+              <w:t xml:space="preserve">A 3D model on the graphics card: vertex buffers, two GLSL programs, the cut face closed with the stencil buffer.</w:t>
+            </w:r>
+          </w:p>
+        </w:tc>
+        <w:tc>
+          <w:tcPr/>
+          <w:p>
+            <w:pPr>
+              <w:pStyle w:val="Compact"/>
+              <w:jc w:val="left"/>
+            </w:pPr>
+            <w:r>
+              <w:t xml:space="preserve">UI</w:t>
+            </w:r>
+          </w:p>
+        </w:tc>
+      </w:tr>
+      <w:tr>
+        <w:tc>
+          <w:tcPr/>
+          <w:p>
+            <w:pPr>
+              <w:pStyle w:val="Compact"/>
+              <w:jc w:val="left"/>
+            </w:pPr>
+            <w:r>
+              <w:t xml:space="preserve">rendering</w:t>
+            </w:r>
+          </w:p>
+        </w:tc>
+        <w:tc>
+          <w:tcPr/>
+          <w:p>
+            <w:pPr>
+              <w:pStyle w:val="Compact"/>
+              <w:jc w:val="left"/>
+            </w:pPr>
+            <w:r>
+              <w:t xml:space="preserve">uStlPanel</w:t>
+            </w:r>
+          </w:p>
+        </w:tc>
+        <w:tc>
+          <w:tcPr/>
+          <w:p>
+            <w:pPr>
+              <w:pStyle w:val="Compact"/>
+              <w:jc w:val="left"/>
+            </w:pPr>
+            <w:r>
+              <w:rPr>
+                <w:bCs/>
+                <w:b/>
+              </w:rPr>
+              <w:t xml:space="preserve">1.3</w:t>
+            </w:r>
+            <w:r>
+              <w:t xml:space="preserve"> </w:t>
+            </w:r>
+            <w:r>
+              <w:t xml:space="preserve">The 3D controls in the filter panel: Section, Flip side, Plane X / Y / position, Elevation, Smoothing, Grid, Edges.</w:t>
             </w:r>
           </w:p>
         </w:tc>
